--- a/memoria/Memoria_TFG_v5.docx
+++ b/memoria/Memoria_TFG_v5.docx
@@ -20609,7 +20609,7 @@
         <w:jc w:val="both"/>
       </w:pPr>
       <w:r>
-        <w:t>Este capítulo presenta los resultados de los doce experimentos realizados. Todas las cifras proceden de ejecuciones registradas en fichero, disponibles en el repositorio del proyecto junto con el documento de estado de resultados.</w:t>
+        <w:t>Este capítulo presenta los resultados de los doce experimentos realizados. Todas las cifras proceden de ejecuciones registradas en fichero, disponibles en el repositorio del proyecto.</w:t>
       </w:r>
       <w:r>
         <w:rPr>
@@ -44723,7 +44723,7 @@
         <w:rPr>
           <w:sz w:val="18"/>
         </w:rPr>
-        <w:t xml:space="preserve"> El documento de estado de resultados (docs/Estado_de_resultados.docx) y los ficheros de datos de cada ejecución (directorio reports/) están disponibles en el repositorio del proyecto: https://github.com/adrmurbau/tfg-multiagente-fraude</w:t>
+        <w:t xml:space="preserve"> Los ficheros de datos de cada ejecución, en formato CSV y JSON, están en el directorio reports/ del repositorio del proyecto: https://github.com/adrmurbau/tfg-multiagente-fraude</w:t>
       </w:r>
     </w:p>
   </w:footnote>
